--- a/QED Course/Lesson 04 Four Vectors and Lorentz Transformations.docx
+++ b/QED Course/Lesson 04 Four Vectors and Lorentz Transformations.docx
@@ -58,7 +58,7 @@
     </w:p>
     <w:p>
       <w:pPr>
-        <w:pStyle w:val="Heading1"/>
+        <w:pStyle w:val="Heading2"/>
       </w:pPr>
       <w:r>
         <w:t>How to use this lesson</w:t>
@@ -76,7 +76,7 @@
     </w:p>
     <w:p>
       <w:pPr>
-        <w:pStyle w:val="Heading2"/>
+        <w:pStyle w:val="Heading3"/>
       </w:pPr>
       <w:r>
         <w:t>Learning objectives</w:t>
@@ -148,7 +148,7 @@
     </w:p>
     <w:p>
       <w:pPr>
-        <w:pStyle w:val="Heading2"/>
+        <w:pStyle w:val="Heading3"/>
       </w:pPr>
       <w:r>
         <w:t>Notation and conventions</w:t>
@@ -586,7 +586,7 @@
     </w:tbl>
     <w:p>
       <w:pPr>
-        <w:pStyle w:val="Heading1"/>
+        <w:pStyle w:val="Heading2"/>
       </w:pPr>
       <w:r>
         <w:t>1 Index notation and the metric</w:t>
@@ -594,7 +594,7 @@
     </w:p>
     <w:p>
       <w:pPr>
-        <w:pStyle w:val="Heading2"/>
+        <w:pStyle w:val="Heading3"/>
       </w:pPr>
       <w:r>
         <w:t>1.1 Contravariant components</w:t>
@@ -728,7 +728,7 @@
     </w:p>
     <w:p>
       <w:pPr>
-        <w:pStyle w:val="Heading2"/>
+        <w:pStyle w:val="Heading3"/>
       </w:pPr>
       <w:r>
         <w:t>1.2 The summation convention</w:t>
@@ -953,7 +953,7 @@
     </w:p>
     <w:p>
       <w:pPr>
-        <w:pStyle w:val="Heading2"/>
+        <w:pStyle w:val="Heading3"/>
       </w:pPr>
       <w:r>
         <w:t>1.3 The metric and covariant components</w:t>
@@ -1097,7 +1097,7 @@
     </w:p>
     <w:p>
       <w:pPr>
-        <w:pStyle w:val="Heading2"/>
+        <w:pStyle w:val="Heading3"/>
       </w:pPr>
       <w:r>
         <w:t>1.4 Scalar products and invariants</w:t>
@@ -1350,10 +1350,11 @@
       </w:r>
     </w:p>
     <w:p>
-      <w:pPr>
-        <w:pStyle w:val="Heading3"/>
-      </w:pPr>
       <w:r>
+        <w:rPr>
+          <w:b/>
+          <w:i/>
+        </w:rPr>
         <w:t>Worked example 1</w:t>
       </w:r>
     </w:p>
@@ -1364,7 +1365,7 @@
     </w:p>
     <w:p>
       <w:pPr>
-        <w:pStyle w:val="Heading1"/>
+        <w:pStyle w:val="Heading2"/>
       </w:pPr>
       <w:r>
         <w:t>2 Lorentz transformations as matrices</w:t>
@@ -1372,7 +1373,7 @@
     </w:p>
     <w:p>
       <w:pPr>
-        <w:pStyle w:val="Heading2"/>
+        <w:pStyle w:val="Heading3"/>
       </w:pPr>
       <w:r>
         <w:t>2.1 The transformation law</w:t>
@@ -1572,7 +1573,7 @@
     </w:p>
     <w:p>
       <w:pPr>
-        <w:pStyle w:val="Heading2"/>
+        <w:pStyle w:val="Heading3"/>
       </w:pPr>
       <w:r>
         <w:t>2.2 The defining condition</w:t>
@@ -1621,7 +1622,7 @@
     </w:p>
     <w:p>
       <w:pPr>
-        <w:pStyle w:val="Heading2"/>
+        <w:pStyle w:val="Heading3"/>
       </w:pPr>
       <w:r>
         <w:t>2.3 The Poincare group</w:t>
@@ -1633,10 +1634,11 @@
       </w:r>
     </w:p>
     <w:p>
-      <w:pPr>
-        <w:pStyle w:val="Heading3"/>
-      </w:pPr>
       <w:r>
+        <w:rPr>
+          <w:b/>
+          <w:i/>
+        </w:rPr>
         <w:t>Worked example 2</w:t>
       </w:r>
     </w:p>
@@ -1647,7 +1649,7 @@
     </w:p>
     <w:p>
       <w:pPr>
-        <w:pStyle w:val="Heading1"/>
+        <w:pStyle w:val="Heading2"/>
       </w:pPr>
       <w:r>
         <w:t>3 Covariant vectors and the four-gradient</w:t>
@@ -1655,7 +1657,7 @@
     </w:p>
     <w:p>
       <w:pPr>
-        <w:pStyle w:val="Heading2"/>
+        <w:pStyle w:val="Heading3"/>
       </w:pPr>
       <w:r>
         <w:t>3.1 How lower indices transform</w:t>
@@ -1950,7 +1952,7 @@
     </w:p>
     <w:p>
       <w:pPr>
-        <w:pStyle w:val="Heading2"/>
+        <w:pStyle w:val="Heading3"/>
       </w:pPr>
       <w:r>
         <w:t>3.2 The four-gradient is covariant</w:t>
@@ -2137,7 +2139,7 @@
     </w:p>
     <w:p>
       <w:pPr>
-        <w:pStyle w:val="Heading2"/>
+        <w:pStyle w:val="Heading3"/>
       </w:pPr>
       <w:r>
         <w:t>3.3 The d'Alembertian</w:t>
@@ -2223,14 +2225,15 @@
     </w:p>
     <w:p>
       <w:r>
-        <w:t>This is the wave operator of Lesson 2 written as an invariant contraction. Any equation of the form (□ + m²)φ = 0, with φ a scalar, has the same form in every inertial frame. Lesson 17 adopts it as the Klein Gordon equation.</w:t>
+        <w:t>This is the wave operator of Lesson 2 written as an invariant contraction. Any equation of the form (□ + m²)φ = 0, with φ a scalar, has the same form in every inertial frame. Lesson 17 adopts it as the Klein–Gordon equation.</w:t>
       </w:r>
     </w:p>
     <w:p>
-      <w:pPr>
-        <w:pStyle w:val="Heading3"/>
-      </w:pPr>
       <w:r>
+        <w:rPr>
+          <w:b/>
+          <w:i/>
+        </w:rPr>
         <w:t>Worked example 3</w:t>
       </w:r>
     </w:p>
@@ -2241,7 +2244,7 @@
     </w:p>
     <w:p>
       <w:pPr>
-        <w:pStyle w:val="Heading1"/>
+        <w:pStyle w:val="Heading2"/>
       </w:pPr>
       <w:r>
         <w:t>4 Tensors</w:t>
@@ -2249,7 +2252,7 @@
     </w:p>
     <w:p>
       <w:pPr>
-        <w:pStyle w:val="Heading2"/>
+        <w:pStyle w:val="Heading3"/>
       </w:pPr>
       <w:r>
         <w:t>4.1 Transformation law</w:t>
@@ -2438,7 +2441,7 @@
     </w:p>
     <w:p>
       <w:pPr>
-        <w:pStyle w:val="Heading2"/>
+        <w:pStyle w:val="Heading3"/>
       </w:pPr>
       <w:r>
         <w:t>4.2 Symmetric and antisymmetric tensors</w:t>
@@ -2451,7 +2454,7 @@
     </w:p>
     <w:p>
       <w:pPr>
-        <w:pStyle w:val="Heading2"/>
+        <w:pStyle w:val="Heading3"/>
       </w:pPr>
       <w:r>
         <w:t>4.3 The electromagnetic field tensor, previewed</w:t>
@@ -2464,7 +2467,7 @@
     </w:p>
     <w:p>
       <w:pPr>
-        <w:pStyle w:val="Heading2"/>
+        <w:pStyle w:val="Heading3"/>
       </w:pPr>
       <w:r>
         <w:t>4.4 The Levi Civita symbol</w:t>
@@ -2476,10 +2479,11 @@
       </w:r>
     </w:p>
     <w:p>
-      <w:pPr>
-        <w:pStyle w:val="Heading3"/>
-      </w:pPr>
       <w:r>
+        <w:rPr>
+          <w:b/>
+          <w:i/>
+        </w:rPr>
         <w:t>Worked example 4</w:t>
       </w:r>
     </w:p>
@@ -2490,7 +2494,7 @@
     </w:p>
     <w:p>
       <w:pPr>
-        <w:pStyle w:val="Heading1"/>
+        <w:pStyle w:val="Heading2"/>
       </w:pPr>
       <w:r>
         <w:t>5 Four-velocity and four-momentum</w:t>
@@ -2498,7 +2502,7 @@
     </w:p>
     <w:p>
       <w:pPr>
-        <w:pStyle w:val="Heading2"/>
+        <w:pStyle w:val="Heading3"/>
       </w:pPr>
       <w:r>
         <w:t>5.1 Four-velocity</w:t>
@@ -2641,7 +2645,7 @@
     </w:p>
     <w:p>
       <w:pPr>
-        <w:pStyle w:val="Heading2"/>
+        <w:pStyle w:val="Heading3"/>
       </w:pPr>
       <w:r>
         <w:t>5.2 Four-momentum</w:t>
@@ -2796,7 +2800,7 @@
     </w:p>
     <w:p>
       <w:pPr>
-        <w:pStyle w:val="Heading2"/>
+        <w:pStyle w:val="Heading3"/>
       </w:pPr>
       <w:r>
         <w:t>5.3 Boosting a four-momentum</w:t>
@@ -2909,10 +2913,11 @@
       </m:oMathPara>
     </w:p>
     <w:p>
-      <w:pPr>
-        <w:pStyle w:val="Heading3"/>
-      </w:pPr>
       <w:r>
+        <w:rPr>
+          <w:b/>
+          <w:i/>
+        </w:rPr>
         <w:t>Worked example 5</w:t>
       </w:r>
     </w:p>
@@ -2923,7 +2928,7 @@
     </w:p>
     <w:p>
       <w:pPr>
-        <w:pStyle w:val="Heading1"/>
+        <w:pStyle w:val="Heading2"/>
       </w:pPr>
       <w:r>
         <w:t>6 Plane waves and the wave four-vector</w:t>
@@ -2931,7 +2936,7 @@
     </w:p>
     <w:p>
       <w:pPr>
-        <w:pStyle w:val="Heading2"/>
+        <w:pStyle w:val="Heading3"/>
       </w:pPr>
       <w:r>
         <w:t>6.1 The phase is invariant</w:t>
@@ -3018,7 +3023,7 @@
     </w:p>
     <w:p>
       <w:pPr>
-        <w:pStyle w:val="Heading2"/>
+        <w:pStyle w:val="Heading3"/>
       </w:pPr>
       <w:r>
         <w:t>6.2 The covariant plane wave</w:t>
@@ -3105,7 +3110,7 @@
     </w:p>
     <w:p>
       <w:pPr>
-        <w:pStyle w:val="Heading2"/>
+        <w:pStyle w:val="Heading3"/>
       </w:pPr>
       <w:r>
         <w:t>6.3 The Doppler effect as a boost</w:t>
@@ -3117,10 +3122,11 @@
       </w:r>
     </w:p>
     <w:p>
-      <w:pPr>
-        <w:pStyle w:val="Heading3"/>
-      </w:pPr>
       <w:r>
+        <w:rPr>
+          <w:b/>
+          <w:i/>
+        </w:rPr>
         <w:t>Worked example 6</w:t>
       </w:r>
     </w:p>
@@ -3131,7 +3137,7 @@
     </w:p>
     <w:p>
       <w:pPr>
-        <w:pStyle w:val="Heading1"/>
+        <w:pStyle w:val="Heading2"/>
       </w:pPr>
       <w:r>
         <w:t>7 Covariant equations</w:t>
@@ -3139,7 +3145,7 @@
     </w:p>
     <w:p>
       <w:pPr>
-        <w:pStyle w:val="Heading2"/>
+        <w:pStyle w:val="Heading3"/>
       </w:pPr>
       <w:r>
         <w:t>7.1 The rule</w:t>
@@ -3152,7 +3158,7 @@
     </w:p>
     <w:p>
       <w:pPr>
-        <w:pStyle w:val="Heading2"/>
+        <w:pStyle w:val="Heading3"/>
       </w:pPr>
       <w:r>
         <w:t>7.2 Examples</w:t>
@@ -3288,7 +3294,7 @@
           </w:tcPr>
           <w:p>
             <w:r>
-              <w:t>Klein Gordon equation (Lesson 17)</w:t>
+              <w:t>Klein–Gordon equation (Lesson 17)</w:t>
             </w:r>
           </w:p>
         </w:tc>
@@ -3514,12 +3520,12 @@
     </w:tbl>
     <w:p>
       <w:r>
-        <w:t>The Schrodinger equation, i∂_t ψ = −∇²ψ/2m, fails the test: one time derivative on the left and two space derivatives on the right cannot be the components of a single tensor equation. That failure is the starting point of Lesson 18.</w:t>
+        <w:t>The Schrödinger equation, i∂_t ψ = −∇²ψ/2m, fails the test: one time derivative on the left and two space derivatives on the right cannot be the components of a single tensor equation. That failure is the starting point of Lesson 18.</w:t>
       </w:r>
     </w:p>
     <w:p>
       <w:pPr>
-        <w:pStyle w:val="Heading2"/>
+        <w:pStyle w:val="Heading3"/>
       </w:pPr>
       <w:r>
         <w:t>7.3 Invariants of a two-body process</w:t>
@@ -3693,10 +3699,11 @@
       </w:r>
     </w:p>
     <w:p>
-      <w:pPr>
-        <w:pStyle w:val="Heading3"/>
-      </w:pPr>
       <w:r>
+        <w:rPr>
+          <w:b/>
+          <w:i/>
+        </w:rPr>
         <w:t>Worked example 7</w:t>
       </w:r>
     </w:p>
@@ -3707,7 +3714,7 @@
     </w:p>
     <w:p>
       <w:pPr>
-        <w:pStyle w:val="Heading1"/>
+        <w:pStyle w:val="Heading2"/>
       </w:pPr>
       <w:r>
         <w:t>8 Connections to QED</w:t>
@@ -3915,7 +3922,7 @@
           </w:tcPr>
           <w:p>
             <w:r>
-              <w:t>Klein Gordon operator and the inverse that defines the propagator (Lesson 45)</w:t>
+              <w:t>Klein–Gordon operator and the inverse that defines the propagator (Lesson 45)</w:t>
             </w:r>
           </w:p>
         </w:tc>
@@ -4112,7 +4119,7 @@
     </w:p>
     <w:p>
       <w:pPr>
-        <w:pStyle w:val="Heading1"/>
+        <w:pStyle w:val="Heading2"/>
       </w:pPr>
       <w:r>
         <w:t>9 Summary</w:t>
@@ -4211,12 +4218,12 @@
         </w:numPr>
       </w:pPr>
       <w:r>
-        <w:t>An equation is covariant when free indices match; the Schrodinger equation fails the test and the Klein Gordon equation passes.</w:t>
+        <w:t>An equation is covariant when free indices match; the Schrödinger equation fails the test and the Klein–Gordon equation passes.</w:t>
       </w:r>
     </w:p>
     <w:p>
       <w:pPr>
-        <w:pStyle w:val="Heading1"/>
+        <w:pStyle w:val="Heading2"/>
       </w:pPr>
       <w:r>
         <w:t>Exercises</w:t>
@@ -4498,7 +4505,7 @@
           </w:tcPr>
           <w:p>
             <w:r>
-              <w:t>Show that ∂_μ∂^μ e^(−ik·x) = −(k·k) e^(−ik·x), and conclude that e^(−ik·x) solves the Klein Gordon equation only when k·k = m².</w:t>
+              <w:t>Show that ∂_μ∂^μ e^(−ik·x) = −(k·k) e^(−ik·x), and conclude that e^(−ik·x) solves the Klein–Gordon equation only when k·k = m².</w:t>
             </w:r>
           </w:p>
         </w:tc>
@@ -4876,7 +4883,7 @@
     </w:tbl>
     <w:p>
       <w:pPr>
-        <w:pStyle w:val="Heading1"/>
+        <w:pStyle w:val="Heading2"/>
       </w:pPr>
       <w:r>
         <w:t>Solutions</w:t>
@@ -4963,7 +4970,7 @@
         <w:t xml:space="preserve"> </w:t>
       </w:r>
       <w:r>
-        <w:t>∂_μ e^(−ik·x) = −ik_μ e^(−ik·x), and applying ∂^μ gives (−ik_μ)(−ik^μ) = −k·k. The Klein Gordon equation (□ + m²)φ = 0 then requires −k·k + m² = 0.</w:t>
+        <w:t>∂_μ e^(−ik·x) = −ik_μ e^(−ik·x), and applying ∂^μ gives (−ik_μ)(−ik^μ) = −k·k. The Klein–Gordon equation (□ + m²)φ = 0 then requires −k·k + m² = 0.</w:t>
       </w:r>
     </w:p>
     <w:p>
@@ -5108,7 +5115,7 @@
     </w:p>
     <w:p>
       <w:pPr>
-        <w:pStyle w:val="Heading1"/>
+        <w:pStyle w:val="Heading2"/>
       </w:pPr>
       <w:r>
         <w:t>Mastery checklist</w:t>
@@ -5180,7 +5187,7 @@
     </w:p>
     <w:p>
       <w:pPr>
-        <w:pStyle w:val="Heading1"/>
+        <w:pStyle w:val="Heading2"/>
       </w:pPr>
       <w:r>
         <w:t>Next lesson</w:t>
@@ -5188,7 +5195,7 @@
     </w:p>
     <w:p>
       <w:r>
-        <w:t>Lesson 5 develops classical mechanics in Lagrangian form: the action, Hamilton's principle, the Euler Lagrange equations, symmetries and conservation laws, the relativistic particle, and the coupling of a charged particle to the electromagnetic potentials.</w:t>
+        <w:t>Lesson 5 develops classical mechanics in Lagrangian form: the action, Hamilton's principle, the Euler–Lagrange equations, symmetries and conservation laws, the relativistic particle, and the coupling of a charged particle to the electromagnetic potentials.</w:t>
       </w:r>
     </w:p>
     <w:sectPr>
